--- a/Project_second/Project report.docx
+++ b/Project_second/Project report.docx
@@ -3,93 +3,192 @@
 <w:document xmlns:wpc="http://schemas.microsoft.com/office/word/2010/wordprocessingCanvas" xmlns:cx="http://schemas.microsoft.com/office/drawing/2014/chartex" xmlns:cx1="http://schemas.microsoft.com/office/drawing/2015/9/8/chartex" xmlns:cx2="http://schemas.microsoft.com/office/drawing/2015/10/21/chartex" xmlns:cx3="http://schemas.microsoft.com/office/drawing/2016/5/9/chartex" xmlns:cx4="http://schemas.microsoft.com/office/drawing/2016/5/10/chartex" xmlns:cx5="http://schemas.microsoft.com/office/drawing/2016/5/11/chartex" xmlns:cx6="http://schemas.microsoft.com/office/drawing/2016/5/12/chartex" xmlns:cx7="http://schemas.microsoft.com/office/drawing/2016/5/13/chartex" xmlns:cx8="http://schemas.microsoft.com/office/drawing/2016/5/14/chartex" xmlns:mc="http://schemas.openxmlformats.org/markup-compatibility/2006" xmlns:aink="http://schemas.microsoft.com/office/drawing/2016/ink" xmlns:am3d="http://schemas.microsoft.com/office/drawing/2017/model3d" xmlns:o="urn:schemas-microsoft-com:office:office" xmlns:oel="http://schemas.microsoft.com/office/2019/extlst" xmlns:r="http://schemas.openxmlformats.org/officeDocument/2006/relationships" xmlns:m="http://schemas.openxmlformats.org/officeDocument/2006/math" xmlns:v="urn:schemas-microsoft-com:vml" xmlns:wp14="http://schemas.microsoft.com/office/word/2010/wordprocessingDrawing" xmlns:wp="http://schemas.openxmlformats.org/drawingml/2006/wordprocessingDrawing" xmlns:w10="urn:schemas-microsoft-com:office:word" xmlns:w="http://schemas.openxmlformats.org/wordprocessingml/2006/main" xmlns:w14="http://schemas.microsoft.com/office/word/2010/wordml" xmlns:w15="http://schemas.microsoft.com/office/word/2012/wordml" xmlns:w16cex="http://schemas.microsoft.com/office/word/2018/wordml/cex" xmlns:w16cid="http://schemas.microsoft.com/office/word/2016/wordml/cid" xmlns:w16="http://schemas.microsoft.com/office/word/2018/wordml" xmlns:w16du="http://schemas.microsoft.com/office/word/2023/wordml/word16du" xmlns:w16sdtdh="http://schemas.microsoft.com/office/word/2020/wordml/sdtdatahash" xmlns:w16se="http://schemas.microsoft.com/office/word/2015/wordml/symex" xmlns:wpg="http://schemas.microsoft.com/office/word/2010/wordprocessingGroup" xmlns:wpi="http://schemas.microsoft.com/office/word/2010/wordprocessingInk" xmlns:wne="http://schemas.microsoft.com/office/word/2006/wordml" xmlns:wps="http://schemas.microsoft.com/office/word/2010/wordprocessingShape" mc:Ignorable="w14 w15 w16se w16cid w16 w16cex w16sdtdh w16du wp14">
   <w:body>
     <w:p>
+      <w:pPr>
+        <w:jc w:val="center"/>
+        <w:rPr>
+          <w:b/>
+          <w:bCs/>
+          <w:sz w:val="40"/>
+          <w:szCs w:val="40"/>
+        </w:rPr>
+      </w:pPr>
+      <w:r>
+        <w:rPr>
+          <w:b/>
+          <w:bCs/>
+          <w:sz w:val="40"/>
+          <w:szCs w:val="40"/>
+        </w:rPr>
+        <w:t>Data Engineering project</w:t>
+      </w:r>
+    </w:p>
+    <w:p>
+      <w:pPr>
+        <w:jc w:val="center"/>
+        <w:rPr>
+          <w:b/>
+          <w:bCs/>
+          <w:sz w:val="32"/>
+          <w:szCs w:val="32"/>
+        </w:rPr>
+      </w:pPr>
+      <w:r>
+        <w:rPr>
+          <w:b/>
+          <w:bCs/>
+          <w:sz w:val="32"/>
+          <w:szCs w:val="32"/>
+        </w:rPr>
+        <w:t>Altschool Africa</w:t>
+      </w:r>
+    </w:p>
+    <w:p>
+      <w:pPr>
+        <w:jc w:val="center"/>
+        <w:rPr>
+          <w:b/>
+          <w:bCs/>
+          <w:sz w:val="32"/>
+          <w:szCs w:val="32"/>
+        </w:rPr>
+      </w:pPr>
+      <w:r>
+        <w:rPr>
+          <w:b/>
+          <w:bCs/>
+          <w:sz w:val="32"/>
+          <w:szCs w:val="32"/>
+        </w:rPr>
+        <w:t>Damilola Afolabi</w:t>
+      </w:r>
+    </w:p>
+    <w:p>
+      <w:pPr>
+        <w:jc w:val="center"/>
+        <w:rPr>
+          <w:b/>
+          <w:bCs/>
+          <w:sz w:val="32"/>
+          <w:szCs w:val="32"/>
+        </w:rPr>
+      </w:pPr>
+    </w:p>
+    <w:p>
       <w:r>
         <w:t xml:space="preserve">I have 2 instances of </w:t>
       </w:r>
+      <w:r>
+        <w:t>Postgres</w:t>
+      </w:r>
+      <w:r>
+        <w:t xml:space="preserve"> running on my local machine. </w:t>
+      </w:r>
+      <w:r>
+        <w:t>So,</w:t>
+      </w:r>
+      <w:r>
+        <w:t xml:space="preserve"> it was confusing at first which instance I was connecting to.</w:t>
+      </w:r>
+    </w:p>
+    <w:p/>
+    <w:p>
+      <w:r>
+        <w:t xml:space="preserve">I used </w:t>
+      </w:r>
+      <w:r>
+        <w:t>“</w:t>
+      </w:r>
+      <w:r>
+        <w:t>\</w:t>
+      </w:r>
       <w:proofErr w:type="spellStart"/>
       <w:r>
-        <w:t>postgres</w:t>
+        <w:t>conninfo</w:t>
       </w:r>
       <w:proofErr w:type="spellEnd"/>
       <w:r>
-        <w:t xml:space="preserve"> running on my local machine. </w:t>
-      </w:r>
-      <w:proofErr w:type="gramStart"/>
-      <w:r>
-        <w:t>SO</w:t>
-      </w:r>
-      <w:proofErr w:type="gramEnd"/>
-      <w:r>
-        <w:t xml:space="preserve"> it was confusing at first which instance I was connecting to.</w:t>
+        <w:t>”</w:t>
+      </w:r>
+      <w:r>
+        <w:t xml:space="preserve"> to check the instance I am currently connected to and realized the ports were different.</w:t>
+      </w:r>
+      <w:r>
+        <w:t xml:space="preserve"> The default port for Postgres is 5432 but you can use other ports if you NEED to have multiple instances for any reason.</w:t>
       </w:r>
     </w:p>
     <w:p/>
     <w:p>
       <w:r>
-        <w:t>I used \</w:t>
+        <w:t xml:space="preserve">Both instances have default </w:t>
       </w:r>
       <w:proofErr w:type="spellStart"/>
       <w:r>
-        <w:t>conninfo</w:t>
+        <w:t>db</w:t>
       </w:r>
       <w:proofErr w:type="spellEnd"/>
       <w:r>
-        <w:t xml:space="preserve"> to check the instance I am currently connected to and realized the ports were different.</w:t>
+        <w:t xml:space="preserve"> called </w:t>
+      </w:r>
+      <w:r>
+        <w:t>Postgres</w:t>
       </w:r>
     </w:p>
     <w:p/>
     <w:p>
       <w:r>
-        <w:t xml:space="preserve">Both instances have default </w:t>
-      </w:r>
-      <w:proofErr w:type="spellStart"/>
-      <w:r>
-        <w:t>db</w:t>
-      </w:r>
-      <w:proofErr w:type="spellEnd"/>
-      <w:r>
-        <w:t xml:space="preserve"> called </w:t>
-      </w:r>
-      <w:proofErr w:type="spellStart"/>
-      <w:r>
-        <w:t>postgress</w:t>
-      </w:r>
-      <w:proofErr w:type="spellEnd"/>
+        <w:t>To</w:t>
+      </w:r>
+      <w:r>
+        <w:t xml:space="preserve"> connect with the right </w:t>
+      </w:r>
+      <w:r>
+        <w:t>instance,</w:t>
+      </w:r>
+      <w:r>
+        <w:t xml:space="preserve"> </w:t>
+      </w:r>
+      <w:r>
+        <w:t>I just needed to</w:t>
+      </w:r>
+      <w:r>
+        <w:t xml:space="preserve"> specify the right port</w:t>
+      </w:r>
+      <w:r>
+        <w:t xml:space="preserve"> (In this case 5433)</w:t>
+      </w:r>
+      <w:r>
+        <w:t>.</w:t>
+      </w:r>
     </w:p>
     <w:p/>
     <w:p>
       <w:r>
-        <w:t xml:space="preserve">In order to connect with the right </w:t>
-      </w:r>
-      <w:proofErr w:type="gramStart"/>
-      <w:r>
-        <w:t>instance</w:t>
-      </w:r>
-      <w:proofErr w:type="gramEnd"/>
-      <w:r>
-        <w:t xml:space="preserve"> you must specify the right port.</w:t>
+        <w:rPr>
+          <w:b/>
+          <w:bCs/>
+        </w:rPr>
+        <w:t>First Step</w:t>
+      </w:r>
+      <w:r>
+        <w:t xml:space="preserve">: Connect to a </w:t>
+      </w:r>
+      <w:r>
+        <w:t>Postgres</w:t>
+      </w:r>
+      <w:r>
+        <w:t xml:space="preserve"> instance and create a database</w:t>
       </w:r>
     </w:p>
     <w:p/>
     <w:p>
       <w:r>
-        <w:t xml:space="preserve">First Step: Connect to a </w:t>
-      </w:r>
-      <w:proofErr w:type="spellStart"/>
-      <w:r>
-        <w:t>postgres</w:t>
-      </w:r>
-      <w:proofErr w:type="spellEnd"/>
-      <w:r>
-        <w:t xml:space="preserve"> instance and create a database</w:t>
-      </w:r>
-    </w:p>
-    <w:p>
-      <w:r>
+        <w:rPr>
+          <w:noProof/>
+        </w:rPr>
         <w:drawing>
-          <wp:inline distT="0" distB="0" distL="0" distR="0" wp14:anchorId="549CF6AB" wp14:editId="1C3673CC">
-            <wp:extent cx="5943600" cy="2663825"/>
-            <wp:effectExtent l="0" t="0" r="0" b="3175"/>
+          <wp:inline distT="0" distB="0" distL="0" distR="0" wp14:anchorId="549CF6AB" wp14:editId="077018DB">
+            <wp:extent cx="4248150" cy="1903952"/>
+            <wp:effectExtent l="0" t="0" r="0" b="1270"/>
             <wp:docPr id="336220728" name="Picture 1" descr="A screen shot of a computer&#10;&#10;Description automatically generated"/>
             <wp:cNvGraphicFramePr>
               <a:graphicFrameLocks xmlns:a="http://schemas.openxmlformats.org/drawingml/2006/main" noChangeAspect="1"/>
@@ -110,7 +209,7 @@
                   <pic:spPr>
                     <a:xfrm>
                       <a:off x="0" y="0"/>
-                      <a:ext cx="5943600" cy="2663825"/>
+                      <a:ext cx="4338099" cy="1944266"/>
                     </a:xfrm>
                     <a:prstGeom prst="rect">
                       <a:avLst/>
@@ -126,10 +225,13 @@
     <w:p/>
     <w:p>
       <w:r>
-        <w:t xml:space="preserve">              </w:t>
-      </w:r>
-      <w:r>
-        <w:t xml:space="preserve">Check the lists of </w:t>
+        <w:t>Check</w:t>
+      </w:r>
+      <w:r>
+        <w:t>ed</w:t>
+      </w:r>
+      <w:r>
+        <w:t xml:space="preserve"> the lists of </w:t>
       </w:r>
       <w:proofErr w:type="spellStart"/>
       <w:r>
@@ -139,26 +241,28 @@
       <w:r>
         <w:t xml:space="preserve"> currently on the instance and confirm the creation of </w:t>
       </w:r>
+      <w:r>
+        <w:t>Ecommerce</w:t>
+      </w:r>
+      <w:r>
+        <w:t xml:space="preserve"> </w:t>
+      </w:r>
       <w:proofErr w:type="spellStart"/>
       <w:r>
-        <w:t>Ecommers</w:t>
+        <w:t>db</w:t>
       </w:r>
       <w:proofErr w:type="spellEnd"/>
-      <w:r>
-        <w:t xml:space="preserve"> </w:t>
-      </w:r>
-      <w:proofErr w:type="spellStart"/>
-      <w:r>
-        <w:t>db</w:t>
-      </w:r>
-      <w:proofErr w:type="spellEnd"/>
-    </w:p>
-    <w:p>
-      <w:r>
+    </w:p>
+    <w:p/>
+    <w:p>
+      <w:r>
+        <w:rPr>
+          <w:noProof/>
+        </w:rPr>
         <w:drawing>
-          <wp:inline distT="0" distB="0" distL="0" distR="0" wp14:anchorId="73C54122" wp14:editId="3A308BE7">
-            <wp:extent cx="5943600" cy="2574925"/>
-            <wp:effectExtent l="0" t="0" r="0" b="3175"/>
+          <wp:inline distT="0" distB="0" distL="0" distR="0" wp14:anchorId="73C54122" wp14:editId="6D2FCB53">
+            <wp:extent cx="4483100" cy="1942197"/>
+            <wp:effectExtent l="0" t="0" r="0" b="1270"/>
             <wp:docPr id="1054228070" name="Picture 1" descr="A screen shot of a computer&#10;&#10;Description automatically generated"/>
             <wp:cNvGraphicFramePr>
               <a:graphicFrameLocks xmlns:a="http://schemas.openxmlformats.org/drawingml/2006/main" noChangeAspect="1"/>
@@ -179,7 +283,7 @@
                   <pic:spPr>
                     <a:xfrm>
                       <a:off x="0" y="0"/>
-                      <a:ext cx="5943600" cy="2574925"/>
+                      <a:ext cx="4511444" cy="1954476"/>
                     </a:xfrm>
                     <a:prstGeom prst="rect">
                       <a:avLst/>
@@ -192,16 +296,28 @@
         </w:drawing>
       </w:r>
     </w:p>
-    <w:p/>
-    <w:p/>
-    <w:p>
-      <w:r>
+    <w:p>
+      <w:pPr>
+        <w:jc w:val="center"/>
+        <w:rPr>
+          <w:b/>
+          <w:bCs/>
+        </w:rPr>
+      </w:pPr>
+      <w:r>
+        <w:rPr>
+          <w:b/>
+          <w:bCs/>
+        </w:rPr>
         <w:lastRenderedPageBreak/>
-        <w:t>Schema Design.</w:t>
-      </w:r>
-    </w:p>
-    <w:p>
-      <w:r>
+        <w:t>Schema Design</w:t>
+      </w:r>
+    </w:p>
+    <w:p>
+      <w:r>
+        <w:rPr>
+          <w:noProof/>
+        </w:rPr>
         <w:drawing>
           <wp:inline distT="0" distB="0" distL="0" distR="0" wp14:anchorId="02213239" wp14:editId="3237E37C">
             <wp:extent cx="5943600" cy="3061970"/>
@@ -241,20 +357,46 @@
     </w:p>
     <w:p/>
     <w:p/>
-    <w:p/>
-    <w:p/>
-    <w:p>
-      <w:r>
+    <w:p>
+      <w:pPr>
+        <w:rPr>
+          <w:b/>
+          <w:bCs/>
+        </w:rPr>
+      </w:pPr>
+      <w:r>
+        <w:rPr>
+          <w:b/>
+          <w:bCs/>
+        </w:rPr>
         <w:t>Revenue Analysis</w:t>
       </w:r>
     </w:p>
     <w:p>
-      <w:r>
+      <w:pPr>
+        <w:pStyle w:val="ListParagraph"/>
+        <w:numPr>
+          <w:ilvl w:val="0"/>
+          <w:numId w:val="5"/>
+        </w:numPr>
+        <w:rPr>
+          <w:b/>
+          <w:bCs/>
+        </w:rPr>
+      </w:pPr>
+      <w:r>
+        <w:rPr>
+          <w:b/>
+          <w:bCs/>
+        </w:rPr>
         <w:t>Total generated revenue</w:t>
       </w:r>
     </w:p>
     <w:p>
       <w:r>
+        <w:rPr>
+          <w:noProof/>
+        </w:rPr>
         <w:drawing>
           <wp:inline distT="0" distB="0" distL="0" distR="0" wp14:anchorId="5DE948AD" wp14:editId="1DF415E5">
             <wp:extent cx="5943600" cy="1120140"/>
@@ -294,18 +436,42 @@
     </w:p>
     <w:p/>
     <w:p>
-      <w:r>
+      <w:pPr>
+        <w:pStyle w:val="ListParagraph"/>
+        <w:numPr>
+          <w:ilvl w:val="0"/>
+          <w:numId w:val="5"/>
+        </w:numPr>
+        <w:rPr>
+          <w:b/>
+          <w:bCs/>
+        </w:rPr>
+      </w:pPr>
+      <w:r>
+        <w:rPr>
+          <w:b/>
+          <w:bCs/>
+        </w:rPr>
         <w:t>Revenue generated per product</w:t>
       </w:r>
     </w:p>
-    <w:p/>
-    <w:p>
-      <w:r>
-        <w:lastRenderedPageBreak/>
+    <w:p>
+      <w:pPr>
+        <w:rPr>
+          <w:b/>
+          <w:bCs/>
+        </w:rPr>
+      </w:pPr>
+    </w:p>
+    <w:p>
+      <w:r>
+        <w:rPr>
+          <w:noProof/>
+        </w:rPr>
         <w:drawing>
-          <wp:inline distT="0" distB="0" distL="0" distR="0" wp14:anchorId="06E71472" wp14:editId="5292B09C">
-            <wp:extent cx="4902200" cy="3835400"/>
-            <wp:effectExtent l="0" t="0" r="0" b="0"/>
+          <wp:inline distT="0" distB="0" distL="0" distR="0" wp14:anchorId="06E71472" wp14:editId="2AF2B27C">
+            <wp:extent cx="2514600" cy="1967382"/>
+            <wp:effectExtent l="0" t="0" r="0" b="1270"/>
             <wp:docPr id="67269394" name="Picture 1" descr="A screenshot of a computer&#10;&#10;Description automatically generated"/>
             <wp:cNvGraphicFramePr>
               <a:graphicFrameLocks xmlns:a="http://schemas.openxmlformats.org/drawingml/2006/main" noChangeAspect="1"/>
@@ -326,7 +492,7 @@
                   <pic:spPr>
                     <a:xfrm>
                       <a:off x="0" y="0"/>
-                      <a:ext cx="4902200" cy="3835400"/>
+                      <a:ext cx="2542218" cy="1988990"/>
                     </a:xfrm>
                     <a:prstGeom prst="rect">
                       <a:avLst/>
@@ -340,12 +506,19 @@
       </w:r>
     </w:p>
     <w:p/>
-    <w:p/>
-    <w:p/>
-    <w:p/>
-    <w:p>
-      <w:r>
-        <w:t>Customer Insights:</w:t>
+    <w:p>
+      <w:pPr>
+        <w:rPr>
+          <w:b/>
+          <w:bCs/>
+        </w:rPr>
+      </w:pPr>
+      <w:r>
+        <w:rPr>
+          <w:b/>
+          <w:bCs/>
+        </w:rPr>
+        <w:t>Customer Insights</w:t>
       </w:r>
     </w:p>
     <w:p>
@@ -357,20 +530,35 @@
         <w:textAlignment w:val="baseline"/>
         <w:rPr>
           <w:rFonts w:ascii="Arial" w:eastAsia="Times New Roman" w:hAnsi="Arial" w:cs="Arial"/>
+          <w:b/>
+          <w:bCs/>
           <w:color w:val="584D66"/>
           <w:kern w:val="0"/>
           <w14:ligatures w14:val="none"/>
         </w:rPr>
       </w:pPr>
       <w:r>
+        <w:rPr>
+          <w:rFonts w:ascii="Arial" w:eastAsia="Times New Roman" w:hAnsi="Arial" w:cs="Arial"/>
+          <w:b/>
+          <w:bCs/>
+          <w:color w:val="584D66"/>
+          <w:kern w:val="0"/>
+          <w14:ligatures w14:val="none"/>
+        </w:rPr>
+        <w:t>List the top 5 customers by total spending.</w:t>
+      </w:r>
+    </w:p>
+    <w:p>
+      <w:pPr>
+        <w:textAlignment w:val="baseline"/>
         <w:rPr>
           <w:rFonts w:ascii="Arial" w:eastAsia="Times New Roman" w:hAnsi="Arial" w:cs="Arial"/>
           <w:color w:val="584D66"/>
           <w:kern w:val="0"/>
           <w14:ligatures w14:val="none"/>
         </w:rPr>
-        <w:t>List the top 5 customers by total spending.</w:t>
-      </w:r>
+      </w:pPr>
     </w:p>
     <w:p>
       <w:pPr>
@@ -382,27 +570,17 @@
           <w14:ligatures w14:val="none"/>
         </w:rPr>
       </w:pPr>
-    </w:p>
-    <w:p>
-      <w:pPr>
-        <w:textAlignment w:val="baseline"/>
+      <w:r>
         <w:rPr>
           <w:rFonts w:ascii="Arial" w:eastAsia="Times New Roman" w:hAnsi="Arial" w:cs="Arial"/>
+          <w:noProof/>
           <w:color w:val="584D66"/>
           <w:kern w:val="0"/>
           <w14:ligatures w14:val="none"/>
         </w:rPr>
-      </w:pPr>
-      <w:r>
-        <w:rPr>
-          <w:rFonts w:ascii="Arial" w:eastAsia="Times New Roman" w:hAnsi="Arial" w:cs="Arial"/>
-          <w:color w:val="584D66"/>
-          <w:kern w:val="0"/>
-          <w14:ligatures w14:val="none"/>
-        </w:rPr>
         <w:drawing>
-          <wp:inline distT="0" distB="0" distL="0" distR="0" wp14:anchorId="3219B51D" wp14:editId="1F45F6E6">
-            <wp:extent cx="4902200" cy="2298700"/>
+          <wp:inline distT="0" distB="0" distL="0" distR="0" wp14:anchorId="3219B51D" wp14:editId="023DCFCE">
+            <wp:extent cx="4279900" cy="2006896"/>
             <wp:effectExtent l="0" t="0" r="0" b="0"/>
             <wp:docPr id="95992197" name="Picture 1"/>
             <wp:cNvGraphicFramePr>
@@ -424,7 +602,7 @@
                   <pic:spPr>
                     <a:xfrm>
                       <a:off x="0" y="0"/>
-                      <a:ext cx="4902200" cy="2298700"/>
+                      <a:ext cx="4311341" cy="2021639"/>
                     </a:xfrm>
                     <a:prstGeom prst="rect">
                       <a:avLst/>
@@ -457,6 +635,8 @@
         <w:textAlignment w:val="baseline"/>
         <w:rPr>
           <w:rFonts w:ascii="Arial" w:eastAsia="Times New Roman" w:hAnsi="Arial" w:cs="Arial"/>
+          <w:b/>
+          <w:bCs/>
           <w:color w:val="584D66"/>
           <w:kern w:val="0"/>
           <w14:ligatures w14:val="none"/>
@@ -465,6 +645,8 @@
       <w:r>
         <w:rPr>
           <w:rFonts w:ascii="Arial" w:eastAsia="Times New Roman" w:hAnsi="Arial" w:cs="Arial"/>
+          <w:b/>
+          <w:bCs/>
           <w:color w:val="584D66"/>
           <w:kern w:val="0"/>
           <w14:ligatures w14:val="none"/>
@@ -477,11 +659,13 @@
         <w:pStyle w:val="ListParagraph"/>
       </w:pPr>
       <w:r>
-        <w:lastRenderedPageBreak/>
+        <w:rPr>
+          <w:noProof/>
+        </w:rPr>
         <w:drawing>
-          <wp:inline distT="0" distB="0" distL="0" distR="0" wp14:anchorId="39E95573" wp14:editId="0F9885F1">
-            <wp:extent cx="2781300" cy="1930400"/>
-            <wp:effectExtent l="0" t="0" r="0" b="0"/>
+          <wp:inline distT="0" distB="0" distL="0" distR="0" wp14:anchorId="39E95573" wp14:editId="43F339AC">
+            <wp:extent cx="2286000" cy="958850"/>
+            <wp:effectExtent l="0" t="0" r="0" b="6350"/>
             <wp:docPr id="2009956162" name="Picture 1" descr="A screenshot of a computer&#10;&#10;Description automatically generated"/>
             <wp:cNvGraphicFramePr>
               <a:graphicFrameLocks xmlns:a="http://schemas.openxmlformats.org/drawingml/2006/main" noChangeAspect="1"/>
@@ -493,20 +677,27 @@
                     <pic:cNvPr id="2009956162" name="Picture 1" descr="A screenshot of a computer&#10;&#10;Description automatically generated"/>
                     <pic:cNvPicPr/>
                   </pic:nvPicPr>
-                  <pic:blipFill>
+                  <pic:blipFill rotWithShape="1">
                     <a:blip r:embed="rId13"/>
-                    <a:stretch>
-                      <a:fillRect/>
-                    </a:stretch>
+                    <a:srcRect r="17809" b="50328"/>
+                    <a:stretch/>
                   </pic:blipFill>
-                  <pic:spPr>
+                  <pic:spPr bwMode="auto">
                     <a:xfrm>
                       <a:off x="0" y="0"/>
-                      <a:ext cx="2781300" cy="1930400"/>
+                      <a:ext cx="2286000" cy="958850"/>
                     </a:xfrm>
                     <a:prstGeom prst="rect">
                       <a:avLst/>
                     </a:prstGeom>
+                    <a:ln>
+                      <a:noFill/>
+                    </a:ln>
+                    <a:extLst>
+                      <a:ext uri="{53640926-AAD7-44D8-BBD7-CCE9431645EC}">
+                        <a14:shadowObscured xmlns:a14="http://schemas.microsoft.com/office/drawing/2010/main"/>
+                      </a:ext>
+                    </a:extLst>
                   </pic:spPr>
                 </pic:pic>
               </a:graphicData>
@@ -516,12 +707,56 @@
       </w:r>
     </w:p>
     <w:p>
-      <w:r>
-        <w:t>-- 1. Top 3 best-selling products</w:t>
-      </w:r>
-    </w:p>
-    <w:p>
-      <w:r>
+      <w:pPr>
+        <w:pStyle w:val="ListParagraph"/>
+      </w:pPr>
+    </w:p>
+    <w:p/>
+    <w:p>
+      <w:pPr>
+        <w:rPr>
+          <w:b/>
+          <w:bCs/>
+        </w:rPr>
+      </w:pPr>
+      <w:r>
+        <w:rPr>
+          <w:b/>
+          <w:bCs/>
+        </w:rPr>
+        <w:t>Products</w:t>
+      </w:r>
+    </w:p>
+    <w:p>
+      <w:pPr>
+        <w:pStyle w:val="ListParagraph"/>
+      </w:pPr>
+    </w:p>
+    <w:p>
+      <w:pPr>
+        <w:pStyle w:val="ListParagraph"/>
+        <w:numPr>
+          <w:ilvl w:val="0"/>
+          <w:numId w:val="7"/>
+        </w:numPr>
+        <w:rPr>
+          <w:b/>
+          <w:bCs/>
+        </w:rPr>
+      </w:pPr>
+      <w:r>
+        <w:rPr>
+          <w:b/>
+          <w:bCs/>
+        </w:rPr>
+        <w:t xml:space="preserve"> Top 3 best-selling products</w:t>
+      </w:r>
+    </w:p>
+    <w:p>
+      <w:r>
+        <w:rPr>
+          <w:noProof/>
+        </w:rPr>
         <w:drawing>
           <wp:inline distT="0" distB="0" distL="0" distR="0" wp14:anchorId="60B3DFAC" wp14:editId="4DB8B915">
             <wp:extent cx="5207000" cy="1689100"/>
@@ -560,21 +795,41 @@
       </w:r>
     </w:p>
     <w:p/>
-    <w:p/>
     <w:p>
       <w:pPr>
         <w:pStyle w:val="ListParagraph"/>
         <w:numPr>
           <w:ilvl w:val="0"/>
-          <w:numId w:val="2"/>
+          <w:numId w:val="7"/>
         </w:numPr>
-      </w:pPr>
-      <w:r>
+        <w:rPr>
+          <w:b/>
+          <w:bCs/>
+        </w:rPr>
+      </w:pPr>
+      <w:r>
+        <w:rPr>
+          <w:b/>
+          <w:bCs/>
+        </w:rPr>
         <w:t>products that are out of stock</w:t>
       </w:r>
-    </w:p>
-    <w:p>
-      <w:r>
+      <w:r>
+        <w:rPr>
+          <w:b/>
+          <w:bCs/>
+        </w:rPr>
+        <w:t xml:space="preserve">: </w:t>
+      </w:r>
+      <w:r>
+        <w:t>There are no products out of stock.</w:t>
+      </w:r>
+    </w:p>
+    <w:p>
+      <w:r>
+        <w:rPr>
+          <w:noProof/>
+        </w:rPr>
         <w:drawing>
           <wp:inline distT="0" distB="0" distL="0" distR="0" wp14:anchorId="6C22401B" wp14:editId="67368BC1">
             <wp:extent cx="2959100" cy="977900"/>
@@ -754,6 +1009,95 @@
     </w:lvl>
   </w:abstractNum>
   <w:abstractNum w:abstractNumId="1" w15:restartNumberingAfterBreak="0">
+    <w:nsid w:val="399E2C4C"/>
+    <w:multiLevelType w:val="hybridMultilevel"/>
+    <w:tmpl w:val="0BF2BCE8"/>
+    <w:lvl w:ilvl="0" w:tplc="0409000F">
+      <w:start w:val="1"/>
+      <w:numFmt w:val="decimal"/>
+      <w:lvlText w:val="%1."/>
+      <w:lvlJc w:val="left"/>
+      <w:pPr>
+        <w:ind w:left="720" w:hanging="360"/>
+      </w:pPr>
+      <w:rPr>
+        <w:rFonts w:hint="default"/>
+      </w:rPr>
+    </w:lvl>
+    <w:lvl w:ilvl="1" w:tplc="04090019" w:tentative="1">
+      <w:start w:val="1"/>
+      <w:numFmt w:val="lowerLetter"/>
+      <w:lvlText w:val="%2."/>
+      <w:lvlJc w:val="left"/>
+      <w:pPr>
+        <w:ind w:left="1440" w:hanging="360"/>
+      </w:pPr>
+    </w:lvl>
+    <w:lvl w:ilvl="2" w:tplc="0409001B" w:tentative="1">
+      <w:start w:val="1"/>
+      <w:numFmt w:val="lowerRoman"/>
+      <w:lvlText w:val="%3."/>
+      <w:lvlJc w:val="right"/>
+      <w:pPr>
+        <w:ind w:left="2160" w:hanging="180"/>
+      </w:pPr>
+    </w:lvl>
+    <w:lvl w:ilvl="3" w:tplc="0409000F" w:tentative="1">
+      <w:start w:val="1"/>
+      <w:numFmt w:val="decimal"/>
+      <w:lvlText w:val="%4."/>
+      <w:lvlJc w:val="left"/>
+      <w:pPr>
+        <w:ind w:left="2880" w:hanging="360"/>
+      </w:pPr>
+    </w:lvl>
+    <w:lvl w:ilvl="4" w:tplc="04090019" w:tentative="1">
+      <w:start w:val="1"/>
+      <w:numFmt w:val="lowerLetter"/>
+      <w:lvlText w:val="%5."/>
+      <w:lvlJc w:val="left"/>
+      <w:pPr>
+        <w:ind w:left="3600" w:hanging="360"/>
+      </w:pPr>
+    </w:lvl>
+    <w:lvl w:ilvl="5" w:tplc="0409001B" w:tentative="1">
+      <w:start w:val="1"/>
+      <w:numFmt w:val="lowerRoman"/>
+      <w:lvlText w:val="%6."/>
+      <w:lvlJc w:val="right"/>
+      <w:pPr>
+        <w:ind w:left="4320" w:hanging="180"/>
+      </w:pPr>
+    </w:lvl>
+    <w:lvl w:ilvl="6" w:tplc="0409000F" w:tentative="1">
+      <w:start w:val="1"/>
+      <w:numFmt w:val="decimal"/>
+      <w:lvlText w:val="%7."/>
+      <w:lvlJc w:val="left"/>
+      <w:pPr>
+        <w:ind w:left="5040" w:hanging="360"/>
+      </w:pPr>
+    </w:lvl>
+    <w:lvl w:ilvl="7" w:tplc="04090019" w:tentative="1">
+      <w:start w:val="1"/>
+      <w:numFmt w:val="lowerLetter"/>
+      <w:lvlText w:val="%8."/>
+      <w:lvlJc w:val="left"/>
+      <w:pPr>
+        <w:ind w:left="5760" w:hanging="360"/>
+      </w:pPr>
+    </w:lvl>
+    <w:lvl w:ilvl="8" w:tplc="0409001B" w:tentative="1">
+      <w:start w:val="1"/>
+      <w:numFmt w:val="lowerRoman"/>
+      <w:lvlText w:val="%9."/>
+      <w:lvlJc w:val="right"/>
+      <w:pPr>
+        <w:ind w:left="6480" w:hanging="180"/>
+      </w:pPr>
+    </w:lvl>
+  </w:abstractNum>
+  <w:abstractNum w:abstractNumId="2" w15:restartNumberingAfterBreak="0">
     <w:nsid w:val="4056693A"/>
     <w:multiLevelType w:val="multilevel"/>
     <w:tmpl w:val="4EEAC10C"/>
@@ -902,7 +1246,96 @@
       </w:rPr>
     </w:lvl>
   </w:abstractNum>
-  <w:abstractNum w:abstractNumId="2" w15:restartNumberingAfterBreak="0">
+  <w:abstractNum w:abstractNumId="3" w15:restartNumberingAfterBreak="0">
+    <w:nsid w:val="5AF37105"/>
+    <w:multiLevelType w:val="hybridMultilevel"/>
+    <w:tmpl w:val="1A4A11EA"/>
+    <w:lvl w:ilvl="0" w:tplc="0409000F">
+      <w:start w:val="1"/>
+      <w:numFmt w:val="decimal"/>
+      <w:lvlText w:val="%1."/>
+      <w:lvlJc w:val="left"/>
+      <w:pPr>
+        <w:ind w:left="720" w:hanging="360"/>
+      </w:pPr>
+      <w:rPr>
+        <w:rFonts w:hint="default"/>
+      </w:rPr>
+    </w:lvl>
+    <w:lvl w:ilvl="1" w:tplc="04090019" w:tentative="1">
+      <w:start w:val="1"/>
+      <w:numFmt w:val="lowerLetter"/>
+      <w:lvlText w:val="%2."/>
+      <w:lvlJc w:val="left"/>
+      <w:pPr>
+        <w:ind w:left="1440" w:hanging="360"/>
+      </w:pPr>
+    </w:lvl>
+    <w:lvl w:ilvl="2" w:tplc="0409001B" w:tentative="1">
+      <w:start w:val="1"/>
+      <w:numFmt w:val="lowerRoman"/>
+      <w:lvlText w:val="%3."/>
+      <w:lvlJc w:val="right"/>
+      <w:pPr>
+        <w:ind w:left="2160" w:hanging="180"/>
+      </w:pPr>
+    </w:lvl>
+    <w:lvl w:ilvl="3" w:tplc="0409000F" w:tentative="1">
+      <w:start w:val="1"/>
+      <w:numFmt w:val="decimal"/>
+      <w:lvlText w:val="%4."/>
+      <w:lvlJc w:val="left"/>
+      <w:pPr>
+        <w:ind w:left="2880" w:hanging="360"/>
+      </w:pPr>
+    </w:lvl>
+    <w:lvl w:ilvl="4" w:tplc="04090019" w:tentative="1">
+      <w:start w:val="1"/>
+      <w:numFmt w:val="lowerLetter"/>
+      <w:lvlText w:val="%5."/>
+      <w:lvlJc w:val="left"/>
+      <w:pPr>
+        <w:ind w:left="3600" w:hanging="360"/>
+      </w:pPr>
+    </w:lvl>
+    <w:lvl w:ilvl="5" w:tplc="0409001B" w:tentative="1">
+      <w:start w:val="1"/>
+      <w:numFmt w:val="lowerRoman"/>
+      <w:lvlText w:val="%6."/>
+      <w:lvlJc w:val="right"/>
+      <w:pPr>
+        <w:ind w:left="4320" w:hanging="180"/>
+      </w:pPr>
+    </w:lvl>
+    <w:lvl w:ilvl="6" w:tplc="0409000F" w:tentative="1">
+      <w:start w:val="1"/>
+      <w:numFmt w:val="decimal"/>
+      <w:lvlText w:val="%7."/>
+      <w:lvlJc w:val="left"/>
+      <w:pPr>
+        <w:ind w:left="5040" w:hanging="360"/>
+      </w:pPr>
+    </w:lvl>
+    <w:lvl w:ilvl="7" w:tplc="04090019" w:tentative="1">
+      <w:start w:val="1"/>
+      <w:numFmt w:val="lowerLetter"/>
+      <w:lvlText w:val="%8."/>
+      <w:lvlJc w:val="left"/>
+      <w:pPr>
+        <w:ind w:left="5760" w:hanging="360"/>
+      </w:pPr>
+    </w:lvl>
+    <w:lvl w:ilvl="8" w:tplc="0409001B" w:tentative="1">
+      <w:start w:val="1"/>
+      <w:numFmt w:val="lowerRoman"/>
+      <w:lvlText w:val="%9."/>
+      <w:lvlJc w:val="right"/>
+      <w:pPr>
+        <w:ind w:left="6480" w:hanging="180"/>
+      </w:pPr>
+    </w:lvl>
+  </w:abstractNum>
+  <w:abstractNum w:abstractNumId="4" w15:restartNumberingAfterBreak="0">
     <w:nsid w:val="676D1294"/>
     <w:multiLevelType w:val="multilevel"/>
     <w:tmpl w:val="E4ECB402"/>
@@ -1019,7 +1452,96 @@
       </w:pPr>
     </w:lvl>
   </w:abstractNum>
-  <w:abstractNum w:abstractNumId="3" w15:restartNumberingAfterBreak="0">
+  <w:abstractNum w:abstractNumId="5" w15:restartNumberingAfterBreak="0">
+    <w:nsid w:val="6F12589D"/>
+    <w:multiLevelType w:val="hybridMultilevel"/>
+    <w:tmpl w:val="F17CB8CC"/>
+    <w:lvl w:ilvl="0" w:tplc="0409000F">
+      <w:start w:val="1"/>
+      <w:numFmt w:val="decimal"/>
+      <w:lvlText w:val="%1."/>
+      <w:lvlJc w:val="left"/>
+      <w:pPr>
+        <w:ind w:left="720" w:hanging="360"/>
+      </w:pPr>
+      <w:rPr>
+        <w:rFonts w:hint="default"/>
+      </w:rPr>
+    </w:lvl>
+    <w:lvl w:ilvl="1" w:tplc="04090019" w:tentative="1">
+      <w:start w:val="1"/>
+      <w:numFmt w:val="lowerLetter"/>
+      <w:lvlText w:val="%2."/>
+      <w:lvlJc w:val="left"/>
+      <w:pPr>
+        <w:ind w:left="1440" w:hanging="360"/>
+      </w:pPr>
+    </w:lvl>
+    <w:lvl w:ilvl="2" w:tplc="0409001B" w:tentative="1">
+      <w:start w:val="1"/>
+      <w:numFmt w:val="lowerRoman"/>
+      <w:lvlText w:val="%3."/>
+      <w:lvlJc w:val="right"/>
+      <w:pPr>
+        <w:ind w:left="2160" w:hanging="180"/>
+      </w:pPr>
+    </w:lvl>
+    <w:lvl w:ilvl="3" w:tplc="0409000F" w:tentative="1">
+      <w:start w:val="1"/>
+      <w:numFmt w:val="decimal"/>
+      <w:lvlText w:val="%4."/>
+      <w:lvlJc w:val="left"/>
+      <w:pPr>
+        <w:ind w:left="2880" w:hanging="360"/>
+      </w:pPr>
+    </w:lvl>
+    <w:lvl w:ilvl="4" w:tplc="04090019" w:tentative="1">
+      <w:start w:val="1"/>
+      <w:numFmt w:val="lowerLetter"/>
+      <w:lvlText w:val="%5."/>
+      <w:lvlJc w:val="left"/>
+      <w:pPr>
+        <w:ind w:left="3600" w:hanging="360"/>
+      </w:pPr>
+    </w:lvl>
+    <w:lvl w:ilvl="5" w:tplc="0409001B" w:tentative="1">
+      <w:start w:val="1"/>
+      <w:numFmt w:val="lowerRoman"/>
+      <w:lvlText w:val="%6."/>
+      <w:lvlJc w:val="right"/>
+      <w:pPr>
+        <w:ind w:left="4320" w:hanging="180"/>
+      </w:pPr>
+    </w:lvl>
+    <w:lvl w:ilvl="6" w:tplc="0409000F" w:tentative="1">
+      <w:start w:val="1"/>
+      <w:numFmt w:val="decimal"/>
+      <w:lvlText w:val="%7."/>
+      <w:lvlJc w:val="left"/>
+      <w:pPr>
+        <w:ind w:left="5040" w:hanging="360"/>
+      </w:pPr>
+    </w:lvl>
+    <w:lvl w:ilvl="7" w:tplc="04090019" w:tentative="1">
+      <w:start w:val="1"/>
+      <w:numFmt w:val="lowerLetter"/>
+      <w:lvlText w:val="%8."/>
+      <w:lvlJc w:val="left"/>
+      <w:pPr>
+        <w:ind w:left="5760" w:hanging="360"/>
+      </w:pPr>
+    </w:lvl>
+    <w:lvl w:ilvl="8" w:tplc="0409001B" w:tentative="1">
+      <w:start w:val="1"/>
+      <w:numFmt w:val="lowerRoman"/>
+      <w:lvlText w:val="%9."/>
+      <w:lvlJc w:val="right"/>
+      <w:pPr>
+        <w:ind w:left="6480" w:hanging="180"/>
+      </w:pPr>
+    </w:lvl>
+  </w:abstractNum>
+  <w:abstractNum w:abstractNumId="6" w15:restartNumberingAfterBreak="0">
     <w:nsid w:val="732E06FB"/>
     <w:multiLevelType w:val="multilevel"/>
     <w:tmpl w:val="0B087C26"/>
@@ -1169,16 +1691,25 @@
     </w:lvl>
   </w:abstractNum>
   <w:num w:numId="1" w16cid:durableId="423501639">
-    <w:abstractNumId w:val="2"/>
+    <w:abstractNumId w:val="4"/>
   </w:num>
   <w:num w:numId="2" w16cid:durableId="1481381234">
     <w:abstractNumId w:val="0"/>
   </w:num>
   <w:num w:numId="3" w16cid:durableId="309945470">
+    <w:abstractNumId w:val="6"/>
+  </w:num>
+  <w:num w:numId="4" w16cid:durableId="1283608821">
+    <w:abstractNumId w:val="2"/>
+  </w:num>
+  <w:num w:numId="5" w16cid:durableId="70935808">
+    <w:abstractNumId w:val="1"/>
+  </w:num>
+  <w:num w:numId="6" w16cid:durableId="581256319">
     <w:abstractNumId w:val="3"/>
   </w:num>
-  <w:num w:numId="4" w16cid:durableId="1283608821">
-    <w:abstractNumId w:val="1"/>
+  <w:num w:numId="7" w16cid:durableId="1571117718">
+    <w:abstractNumId w:val="5"/>
   </w:num>
 </w:numbering>
 </file>
@@ -1780,6 +2311,7 @@
   <w:style w:type="character" w:default="1" w:styleId="DefaultParagraphFont">
     <w:name w:val="Default Paragraph Font"/>
     <w:uiPriority w:val="1"/>
+    <w:semiHidden/>
     <w:unhideWhenUsed/>
   </w:style>
   <w:style w:type="table" w:default="1" w:styleId="TableNormal">
